--- a/tsi/Clases_variosenfoques/Banco-Inicia/09_Docx/curso-infra/04-Firmware-y-Hardening.docx
+++ b/tsi/Clases_variosenfoques/Banco-Inicia/09_Docx/curso-infra/04-Firmware-y-Hardening.docx
@@ -300,7 +300,13 @@
     </w:p>
     <w:p>
       <w:r>
-        <w:t xml:space="preserve">Este archivo te enseña por qué el firmware importa tanto, cómo se gestionan los parches, y qué es el </w:t>
+        <w:t xml:space="preserve">Este </w:t>
+      </w:r>
+      <w:r>
+        <w:t xml:space="preserve">documento </w:t>
+      </w:r>
+      <w:r>
+        <w:t xml:space="preserve">te enseña por qué el firmware importa tanto, cómo se gestionan los parches, y qué es el </w:t>
       </w:r>
       <w:proofErr w:type="spellStart"/>
       <w:r>
@@ -312,6 +318,9 @@
       <w:proofErr w:type="spellEnd"/>
       <w:r>
         <w:t xml:space="preserve"> (endurecer la configuración</w:t>
+      </w:r>
+      <w:r>
+        <w:t>).</w:t>
       </w:r>
     </w:p>
     <w:p>
@@ -352,7 +361,13 @@
         <w:t>firmware</w:t>
       </w:r>
       <w:r>
-        <w:t xml:space="preserve"> es un software de bajo nivel, almacenado en una memoria especial que controla cómo funciona un dispositivo. Es la "capa de arranque y de control de hardware".</w:t>
+        <w:t xml:space="preserve"> es un software de bajo nivel, almacenado en una memoria especial que controla cómo funciona un dispositivo. Es la "capa de arranque y de control de </w:t>
+      </w:r>
+      <w:r>
+        <w:t xml:space="preserve">ese </w:t>
+      </w:r>
+      <w:r>
+        <w:t>hardware".</w:t>
       </w:r>
     </w:p>
     <w:p>
@@ -1112,6 +1127,9 @@
             <w:r>
               <w:t>Infraestructura</w:t>
             </w:r>
+            <w:r>
+              <w:t>/RSI</w:t>
+            </w:r>
           </w:p>
         </w:tc>
       </w:tr>
@@ -1167,6 +1185,9 @@
             </w:pPr>
             <w:r>
               <w:t>Infraestructura</w:t>
+            </w:r>
+            <w:r>
+              <w:t>/RSI</w:t>
             </w:r>
           </w:p>
         </w:tc>
